--- a/public/forms/行政/限制活动范围决定书.docx
+++ b/public/forms/行政/限制活动范围决定书.docx
@@ -2,762 +2,225 @@
 <file path=word/document.xml><?xml version="1.0" encoding="utf-8"?>
 <w:document xmlns:wpc="http://schemas.microsoft.com/office/word/2010/wordprocessingCanvas" xmlns:mo="http://schemas.microsoft.com/office/mac/office/2008/main" xmlns:mc="http://schemas.openxmlformats.org/markup-compatibility/2006" xmlns:mv="urn:schemas-microsoft-com:mac:vml" xmlns:o="urn:schemas-microsoft-com:office:office" xmlns:r="http://schemas.openxmlformats.org/officeDocument/2006/relationships" xmlns:m="http://schemas.openxmlformats.org/officeDocument/2006/math" xmlns:v="urn:schemas-microsoft-com:vml" xmlns:wp14="http://schemas.microsoft.com/office/word/2010/wordprocessingDrawing" xmlns:wp="http://schemas.openxmlformats.org/drawingml/2006/wordprocessingDrawing" xmlns:w10="urn:schemas-microsoft-com:office:word" xmlns:w="http://schemas.openxmlformats.org/wordprocessingml/2006/main" xmlns:w14="http://schemas.microsoft.com/office/word/2010/wordml" xmlns:wpg="http://schemas.microsoft.com/office/word/2010/wordprocessingGroup" xmlns:wpi="http://schemas.microsoft.com/office/word/2010/wordprocessingInk" xmlns:wne="http://schemas.microsoft.com/office/word/2006/wordml" xmlns:wps="http://schemas.microsoft.com/office/word/2010/wordprocessingShape" mc:Ignorable="w14 wp14">
   <w:body>
-    <w:tbl>
-      <w:tblPr>
-        <w:tblW w:w="8850" w:type="dxa"/>
-        <w:jc w:val="start"/>
-        <w:tblInd w:w="108" w:type="dxa"/>
-        <w:tblLayout w:type="fixed"/>
-        <w:tblCellMar>
-          <w:top w:w="0" w:type="dxa"/>
-          <w:start w:w="108" w:type="dxa"/>
-          <w:bottom w:w="0" w:type="dxa"/>
-          <w:end w:w="108" w:type="dxa"/>
-        </w:tblCellMar>
-      </w:tblPr>
-      <w:tblGrid>
-        <w:gridCol w:w="8850"/>
-      </w:tblGrid>
-      <w:tr>
-        <w:trPr>
-          <w:trHeight w:val="12037" w:hRule="atLeast"/>
-        </w:trPr>
-        <w:tc>
-          <w:tcPr>
-            <w:tcW w:w="8850" w:type="dxa"/>
-            <w:tcBorders>
-              <w:top w:val="single" w:sz="4" w:space="0" w:color="000000"/>
-              <w:start w:val="single" w:sz="4" w:space="0" w:color="000000"/>
-              <w:bottom w:val="single" w:sz="4" w:space="0" w:color="000000"/>
-              <w:end w:val="single" w:sz="4" w:space="0" w:color="000000"/>
-            </w:tcBorders>
-          </w:tcPr>
-          <w:p>
-            <w:pPr>
-              <w:pStyle w:val="Normal"/>
-              <w:snapToGrid w:val="false"/>
-              <w:spacing w:lineRule="exact" w:line="600"/>
-              <w:ind w:firstLineChars="1076" w:startChars="0" w:start="0" w:endChars="0" w:end="0"/>
-              <w:rPr>
-                <w:rFonts w:ascii="宋体" w:hAnsi="宋体" w:eastAsia="宋体" w:cs="宋体" w:hint="eastAsia"/>
-                <w:sz w:val="28"/>
-                <w:szCs w:val="28"/>
-              </w:rPr>
-            </w:pPr>
-            <w:r>
-              <w:rPr>
-                <w:rFonts w:eastAsia="宋体" w:cs="宋体" w:hint="eastAsia" w:ascii="宋体" w:hAnsi="宋体"/>
-                <w:sz w:val="28"/>
-                <w:szCs w:val="28"/>
-              </w:rPr>
-            </w:r>
-          </w:p>
-          <w:p>
-            <w:pPr>
-              <w:pStyle w:val="Normal"/>
-              <w:spacing w:lineRule="exact" w:line="600"/>
-              <w:jc w:val="center"/>
-              <w:rPr>
-                <w:rFonts w:ascii="宋体" w:hAnsi="宋体" w:eastAsia="宋体" w:cs="宋体" w:hint="eastAsia"/>
-                <w:sz w:val="36"/>
-                <w:szCs w:val="36"/>
-              </w:rPr>
-            </w:pPr>
-            <w:r>
-              <w:rPr>
-                <w:rFonts w:ascii="宋体" w:hAnsi="宋体" w:cs="宋体" w:hint="eastAsia" w:eastAsia="宋体"/>
-                <w:sz w:val="36"/>
-                <w:szCs w:val="36"/>
-              </w:rPr>
-              <w:t>沂源县公安局</w:t>
-            </w:r>
-          </w:p>
-          <w:p>
-            <w:pPr>
-              <w:pStyle w:val="Normal"/>
-              <w:spacing w:lineRule="exact" w:line="600"/>
-              <w:ind w:start="-49" w:end="0"/>
-              <w:jc w:val="center"/>
-              <w:rPr>
-                <w:rFonts w:ascii="方正小标宋简体;黑体" w:hAnsi="方正小标宋简体;黑体" w:eastAsia="方正小标宋简体;黑体" w:hint="eastAsia"/>
-                <w:sz w:val="44"/>
-                <w:szCs w:val="44"/>
-              </w:rPr>
-            </w:pPr>
-            <w:r>
-              <w:rPr>
-                <w:rFonts w:ascii="方正小标宋简体;黑体" w:hAnsi="方正小标宋简体;黑体" w:hint="eastAsia" w:eastAsia="方正小标宋简体;黑体"/>
-                <w:sz w:val="44"/>
-                <w:szCs w:val="44"/>
-              </w:rPr>
-              <w:t>限制活动范围决定书</w:t>
-            </w:r>
-          </w:p>
-          <w:p>
-            <w:pPr>
-              <w:pStyle w:val="Normal"/>
-              <w:spacing w:lineRule="exact" w:line="600"/>
-              <w:ind w:start="-49" w:end="0"/>
-              <w:jc w:val="end"/>
-              <w:rPr>
-                <w:rFonts w:ascii="仿宋_GB2312;仿宋" w:hAnsi="仿宋_GB2312;仿宋" w:hint="eastAsia"/>
-              </w:rPr>
-            </w:pPr>
-            <w:r>
-              <w:rPr>
-                <w:rFonts w:hint="eastAsia" w:eastAsia="黑体"/>
-              </w:rPr>
-              <w:t xml:space="preserve">       </w:t>
-            </w:r>
-            <w:r>
-              <w:rPr>
-                <w:rFonts w:ascii="仿宋_GB2312;仿宋" w:hAnsi="仿宋_GB2312;仿宋" w:hint="eastAsia"/>
-              </w:rPr>
-              <w:t xml:space="preserve">              </w:t>
-            </w:r>
-            <w:r>
-              <w:rPr>
-                <w:rFonts w:ascii="仿宋_GB2312;仿宋" w:hAnsi="仿宋_GB2312;仿宋" w:hint="eastAsia"/>
-              </w:rPr>
-              <w:t>Ｘ公（  ）限范围决字〔    〕   号</w:t>
-            </w:r>
-          </w:p>
-          <w:p>
-            <w:pPr>
-              <w:pStyle w:val="Normal"/>
-              <w:spacing w:lineRule="exact" w:line="440"/>
-              <w:ind w:start="-49" w:end="0"/>
-              <w:jc w:val="end"/>
-              <w:rPr>
-                <w:rFonts w:ascii="仿宋_GB2312;仿宋" w:hAnsi="仿宋_GB2312;仿宋" w:hint="eastAsia"/>
-              </w:rPr>
-            </w:pPr>
-            <w:r>
-              <w:rPr>
-                <w:rFonts w:hint="eastAsia" w:ascii="仿宋_GB2312;仿宋" w:hAnsi="仿宋_GB2312;仿宋"/>
-              </w:rPr>
-            </w:r>
-          </w:p>
-          <w:p>
-            <w:pPr>
-              <w:pStyle w:val="Normal"/>
-              <w:spacing w:lineRule="exact" w:line="440"/>
-              <w:ind w:firstLine="585" w:start="-51" w:end="0"/>
-              <w:rPr>
-                <w:rFonts w:ascii="仿宋_GB2312;仿宋" w:hAnsi="仿宋_GB2312;仿宋" w:hint="eastAsia"/>
-                <w:u w:val="single"/>
-              </w:rPr>
-            </w:pPr>
-            <w:r>
-              <w:rPr>
-                <w:rFonts w:ascii="仿宋_GB2312;仿宋" w:hAnsi="仿宋_GB2312;仿宋" w:hint="eastAsia"/>
-              </w:rPr>
-              <w:t>违法嫌疑人</w:t>
-            </w:r>
-            <w:r>
-              <w:rPr>
-                <w:rFonts w:ascii="仿宋_GB2312;仿宋" w:hAnsi="仿宋_GB2312;仿宋" w:hint="eastAsia"/>
-                <w:u w:val="single"/>
-              </w:rPr>
-              <w:t xml:space="preserve">           </w:t>
-            </w:r>
-            <w:r>
-              <w:rPr>
-                <w:rFonts w:ascii="仿宋_GB2312;仿宋" w:hAnsi="仿宋_GB2312;仿宋" w:hint="eastAsia"/>
-              </w:rPr>
-              <w:t>性别</w:t>
-            </w:r>
-            <w:r>
-              <w:rPr>
-                <w:rFonts w:ascii="仿宋_GB2312;仿宋" w:hAnsi="仿宋_GB2312;仿宋" w:hint="eastAsia"/>
-                <w:u w:val="single"/>
-              </w:rPr>
-              <w:t xml:space="preserve">   </w:t>
-            </w:r>
-            <w:r>
-              <w:rPr>
-                <w:rFonts w:ascii="仿宋_GB2312;仿宋" w:hAnsi="仿宋_GB2312;仿宋" w:hint="eastAsia"/>
-              </w:rPr>
-              <w:t>年龄</w:t>
-            </w:r>
-            <w:r>
-              <w:rPr>
-                <w:rFonts w:ascii="仿宋_GB2312;仿宋" w:hAnsi="仿宋_GB2312;仿宋" w:hint="eastAsia"/>
-                <w:u w:val="single"/>
-              </w:rPr>
-              <w:t xml:space="preserve">　 </w:t>
-            </w:r>
-            <w:r>
-              <w:rPr>
-                <w:rFonts w:ascii="仿宋_GB2312;仿宋" w:hAnsi="仿宋_GB2312;仿宋" w:hint="eastAsia"/>
-              </w:rPr>
-              <w:t>出生日期</w:t>
-            </w:r>
-            <w:r>
-              <w:rPr>
-                <w:rFonts w:ascii="仿宋_GB2312;仿宋" w:hAnsi="仿宋_GB2312;仿宋" w:hint="eastAsia"/>
-                <w:u w:val="single"/>
-              </w:rPr>
-              <w:t xml:space="preserve">             　　　</w:t>
-            </w:r>
-          </w:p>
-          <w:p>
-            <w:pPr>
-              <w:pStyle w:val="Normal"/>
-              <w:spacing w:lineRule="exact" w:line="440"/>
-              <w:ind w:start="-51" w:end="0"/>
-              <w:rPr>
-                <w:rFonts w:ascii="仿宋_GB2312;仿宋" w:hAnsi="仿宋_GB2312;仿宋" w:hint="eastAsia"/>
-              </w:rPr>
-            </w:pPr>
-            <w:r>
-              <w:rPr>
-                <w:rFonts w:ascii="仿宋_GB2312;仿宋" w:hAnsi="仿宋_GB2312;仿宋" w:hint="eastAsia"/>
-              </w:rPr>
-              <w:t>国籍</w:t>
-            </w:r>
-            <w:r>
-              <w:rPr>
-                <w:rFonts w:ascii="仿宋_GB2312;仿宋" w:hAnsi="仿宋_GB2312;仿宋"/>
-              </w:rPr>
-              <w:t>/</w:t>
-            </w:r>
-            <w:r>
-              <w:rPr>
-                <w:rFonts w:ascii="仿宋_GB2312;仿宋" w:hAnsi="仿宋_GB2312;仿宋" w:hint="eastAsia"/>
-              </w:rPr>
-              <w:t>地区</w:t>
-            </w:r>
-            <w:r>
-              <w:rPr>
-                <w:rFonts w:ascii="仿宋_GB2312;仿宋" w:hAnsi="仿宋_GB2312;仿宋" w:hint="eastAsia"/>
-                <w:u w:val="single"/>
-              </w:rPr>
-              <w:t xml:space="preserve">          </w:t>
-            </w:r>
-            <w:r>
-              <w:rPr>
-                <w:rFonts w:ascii="仿宋_GB2312;仿宋" w:hAnsi="仿宋_GB2312;仿宋" w:hint="eastAsia"/>
-              </w:rPr>
-              <w:t>身份证件种类及号码</w:t>
-            </w:r>
-            <w:r>
-              <w:rPr>
-                <w:rFonts w:ascii="仿宋_GB2312;仿宋" w:hAnsi="仿宋_GB2312;仿宋" w:hint="eastAsia"/>
-                <w:u w:val="single"/>
-              </w:rPr>
-              <w:t xml:space="preserve">    　                    　</w:t>
-            </w:r>
-          </w:p>
-          <w:p>
-            <w:pPr>
-              <w:pStyle w:val="Normal"/>
-              <w:spacing w:lineRule="exact" w:line="440"/>
-              <w:ind w:firstLine="600" w:start="-51" w:end="0"/>
-              <w:rPr>
-                <w:rFonts w:ascii="仿宋_GB2312;仿宋" w:hAnsi="仿宋_GB2312;仿宋" w:hint="eastAsia"/>
-              </w:rPr>
-            </w:pPr>
-            <w:r>
-              <w:rPr>
-                <w:rFonts w:ascii="仿宋_GB2312;仿宋" w:hAnsi="仿宋_GB2312;仿宋" w:hint="eastAsia"/>
-              </w:rPr>
-              <w:t>因</w:t>
-            </w:r>
-          </w:p>
-          <w:p>
-            <w:pPr>
-              <w:pStyle w:val="Normal"/>
-              <w:spacing w:lineRule="exact" w:line="440"/>
-              <w:ind w:firstLine="600" w:start="-51" w:end="0"/>
-              <w:rPr>
-                <w:rFonts w:ascii="仿宋_GB2312;仿宋" w:hAnsi="仿宋_GB2312;仿宋" w:hint="eastAsia"/>
-              </w:rPr>
-            </w:pPr>
-            <w:r>
-              <w:rPr>
-                <w:rFonts w:ascii="仿宋_GB2312;仿宋" w:hAnsi="仿宋_GB2312;仿宋" w:hint="eastAsia"/>
-              </w:rPr>
-              <w:t xml:space="preserve">  □</w:t>
-            </w:r>
-            <w:r>
-              <w:rPr>
-                <w:rFonts w:ascii="仿宋_GB2312;仿宋" w:hAnsi="仿宋_GB2312;仿宋" w:hint="eastAsia"/>
-              </w:rPr>
-              <w:t>患有严重疾病    □怀孕    □哺乳自己不满一周岁婴儿</w:t>
-            </w:r>
-          </w:p>
-          <w:p>
-            <w:pPr>
-              <w:pStyle w:val="Normal"/>
-              <w:spacing w:lineRule="exact" w:line="440"/>
-              <w:ind w:firstLine="600" w:start="-51" w:end="0"/>
-              <w:rPr>
-                <w:rFonts w:ascii="仿宋_GB2312;仿宋" w:hAnsi="仿宋_GB2312;仿宋" w:hint="eastAsia"/>
-              </w:rPr>
-            </w:pPr>
-            <w:r>
-              <w:rPr>
-                <w:rFonts w:ascii="仿宋_GB2312;仿宋" w:hAnsi="仿宋_GB2312;仿宋" w:hint="eastAsia"/>
-              </w:rPr>
-              <w:t xml:space="preserve">  □</w:t>
-            </w:r>
-            <w:r>
-              <w:rPr>
-                <w:rFonts w:ascii="仿宋_GB2312;仿宋" w:hAnsi="仿宋_GB2312;仿宋" w:hint="eastAsia"/>
-              </w:rPr>
-              <w:t>未满十六周岁    □已满七十周岁</w:t>
-            </w:r>
-          </w:p>
-          <w:p>
-            <w:pPr>
-              <w:pStyle w:val="Normal"/>
-              <w:spacing w:lineRule="exact" w:line="440"/>
-              <w:ind w:firstLine="600" w:start="-51" w:end="0"/>
-              <w:rPr>
-                <w:rFonts w:ascii="仿宋_GB2312;仿宋" w:hAnsi="仿宋_GB2312;仿宋" w:hint="eastAsia"/>
-              </w:rPr>
-            </w:pPr>
-            <w:r>
-              <w:rPr>
-                <w:rFonts w:ascii="仿宋_GB2312;仿宋" w:hAnsi="仿宋_GB2312;仿宋" w:hint="eastAsia"/>
-              </w:rPr>
-              <w:t xml:space="preserve">  □</w:t>
-            </w:r>
-            <w:r>
-              <w:rPr>
-                <w:rFonts w:ascii="仿宋_GB2312;仿宋" w:hAnsi="仿宋_GB2312;仿宋" w:hint="eastAsia"/>
-              </w:rPr>
-              <w:t>其他</w:t>
-            </w:r>
-            <w:r>
-              <w:rPr>
-                <w:rFonts w:ascii="仿宋_GB2312;仿宋" w:hAnsi="仿宋_GB2312;仿宋" w:hint="eastAsia"/>
-                <w:u w:val="single"/>
-              </w:rPr>
-              <w:t xml:space="preserve">                                     </w:t>
-            </w:r>
-            <w:r>
-              <w:rPr>
-                <w:rFonts w:ascii="仿宋_GB2312;仿宋" w:hAnsi="仿宋_GB2312;仿宋" w:hint="eastAsia"/>
-              </w:rPr>
-              <w:t xml:space="preserve"> </w:t>
-            </w:r>
-          </w:p>
-          <w:p>
-            <w:pPr>
-              <w:pStyle w:val="Normal"/>
-              <w:spacing w:lineRule="exact" w:line="440"/>
-              <w:ind w:firstLineChars="200" w:startChars="-17" w:endChars="0" w:end="0"/>
-              <w:rPr>
-                <w:rFonts w:ascii="仿宋_GB2312;仿宋" w:hAnsi="仿宋_GB2312;仿宋" w:hint="eastAsia"/>
-              </w:rPr>
-            </w:pPr>
-            <w:r>
-              <w:rPr>
-                <w:rFonts w:ascii="仿宋_GB2312;仿宋" w:hAnsi="仿宋_GB2312;仿宋" w:hint="eastAsia"/>
-              </w:rPr>
-              <w:t>根据《中华人民共和国出境入境管理法》第六十一条之规定，现决定对违法嫌疑人限制活动范围，期限自</w:t>
-            </w:r>
-            <w:r>
-              <w:rPr>
-                <w:rFonts w:ascii="仿宋_GB2312;仿宋" w:hAnsi="仿宋_GB2312;仿宋" w:hint="eastAsia"/>
-                <w:u w:val="single"/>
-              </w:rPr>
-              <w:t xml:space="preserve">      </w:t>
-            </w:r>
-            <w:r>
-              <w:rPr>
-                <w:rFonts w:ascii="仿宋_GB2312;仿宋" w:hAnsi="仿宋_GB2312;仿宋" w:hint="eastAsia"/>
-              </w:rPr>
-              <w:t>年</w:t>
-            </w:r>
-            <w:r>
-              <w:rPr>
-                <w:rFonts w:ascii="仿宋_GB2312;仿宋" w:hAnsi="仿宋_GB2312;仿宋" w:hint="eastAsia"/>
-                <w:u w:val="single"/>
-              </w:rPr>
-              <w:t xml:space="preserve">    </w:t>
-            </w:r>
-            <w:r>
-              <w:rPr>
-                <w:rFonts w:ascii="仿宋_GB2312;仿宋" w:hAnsi="仿宋_GB2312;仿宋" w:hint="eastAsia"/>
-              </w:rPr>
-              <w:t>月</w:t>
-            </w:r>
-            <w:r>
-              <w:rPr>
-                <w:rFonts w:ascii="仿宋_GB2312;仿宋" w:hAnsi="仿宋_GB2312;仿宋" w:hint="eastAsia"/>
-                <w:u w:val="single"/>
-              </w:rPr>
-              <w:t xml:space="preserve">   </w:t>
-            </w:r>
-            <w:r>
-              <w:rPr>
-                <w:rFonts w:ascii="仿宋_GB2312;仿宋" w:hAnsi="仿宋_GB2312;仿宋" w:hint="eastAsia"/>
-              </w:rPr>
-              <w:t>日至</w:t>
-            </w:r>
-          </w:p>
-          <w:p>
-            <w:pPr>
-              <w:pStyle w:val="Normal"/>
-              <w:spacing w:lineRule="exact" w:line="440"/>
-              <w:rPr>
-                <w:rFonts w:ascii="仿宋_GB2312;仿宋" w:hAnsi="仿宋_GB2312;仿宋" w:hint="eastAsia"/>
-              </w:rPr>
-            </w:pPr>
-            <w:r>
-              <w:rPr>
-                <w:rFonts w:ascii="仿宋_GB2312;仿宋" w:hAnsi="仿宋_GB2312;仿宋" w:hint="eastAsia"/>
-                <w:u w:val="single"/>
-              </w:rPr>
-              <w:t xml:space="preserve">      </w:t>
-            </w:r>
-            <w:r>
-              <w:rPr>
-                <w:rFonts w:ascii="仿宋_GB2312;仿宋" w:hAnsi="仿宋_GB2312;仿宋" w:hint="eastAsia"/>
-              </w:rPr>
-              <w:t>年</w:t>
-            </w:r>
-            <w:r>
-              <w:rPr>
-                <w:rFonts w:ascii="仿宋_GB2312;仿宋" w:hAnsi="仿宋_GB2312;仿宋" w:hint="eastAsia"/>
-                <w:u w:val="single"/>
-              </w:rPr>
-              <w:t xml:space="preserve">   </w:t>
-            </w:r>
-            <w:r>
-              <w:rPr>
-                <w:rFonts w:ascii="仿宋_GB2312;仿宋" w:hAnsi="仿宋_GB2312;仿宋" w:hint="eastAsia"/>
-              </w:rPr>
-              <w:t>月</w:t>
-            </w:r>
-            <w:r>
-              <w:rPr>
-                <w:rFonts w:ascii="仿宋_GB2312;仿宋" w:hAnsi="仿宋_GB2312;仿宋" w:hint="eastAsia"/>
-                <w:u w:val="single"/>
-              </w:rPr>
-              <w:t xml:space="preserve">   </w:t>
-            </w:r>
-            <w:r>
-              <w:rPr>
-                <w:rFonts w:ascii="仿宋_GB2312;仿宋" w:hAnsi="仿宋_GB2312;仿宋" w:hint="eastAsia"/>
-              </w:rPr>
-              <w:t>日。在此期间，其</w:t>
-            </w:r>
-            <w:r>
-              <w:rPr>
-                <w:rFonts w:hint="eastAsia"/>
-              </w:rPr>
-              <w:t>应当遵守以下规定：</w:t>
-            </w:r>
-          </w:p>
-          <w:p>
-            <w:pPr>
-              <w:pStyle w:val="Normal"/>
-              <w:spacing w:lineRule="exact" w:line="440"/>
-              <w:ind w:firstLine="600" w:start="-51" w:end="0"/>
-              <w:rPr>
-                <w:rFonts w:ascii="仿宋_GB2312;仿宋" w:hAnsi="仿宋_GB2312;仿宋" w:hint="eastAsia"/>
-              </w:rPr>
-            </w:pPr>
-            <w:r>
-              <w:rPr>
-                <w:rFonts w:hint="eastAsia"/>
-              </w:rPr>
-              <w:t>一、未经决定机关批准，不得变更生活居所，不得离开</w:t>
-            </w:r>
-            <w:r>
-              <w:rPr>
-                <w:rFonts w:hint="eastAsia"/>
-                <w:u w:val="single"/>
-              </w:rPr>
-              <w:t xml:space="preserve">       </w:t>
-            </w:r>
-          </w:p>
-          <w:p>
-            <w:pPr>
-              <w:pStyle w:val="Normal"/>
-              <w:spacing w:lineRule="exact" w:line="440"/>
-              <w:rPr>
-                <w:rFonts w:ascii="仿宋_GB2312;仿宋" w:hAnsi="仿宋_GB2312;仿宋" w:hint="eastAsia"/>
-              </w:rPr>
-            </w:pPr>
-            <w:r>
-              <w:rPr>
-                <w:rFonts w:hint="eastAsia"/>
-                <w:u w:val="single"/>
-              </w:rPr>
-              <w:t xml:space="preserve">                                                   </w:t>
-            </w:r>
-            <w:r>
-              <w:rPr>
-                <w:rFonts w:hint="eastAsia"/>
-              </w:rPr>
-              <w:t>的区域；</w:t>
-            </w:r>
-          </w:p>
-          <w:p>
-            <w:pPr>
-              <w:pStyle w:val="Normal"/>
-              <w:spacing w:lineRule="exact" w:line="440"/>
-              <w:ind w:firstLineChars="200" w:startChars="0" w:start="0" w:endChars="0" w:end="0"/>
-              <w:rPr>
-                <w:rFonts w:ascii="仿宋_GB2312;仿宋" w:hAnsi="仿宋_GB2312;仿宋" w:hint="eastAsia"/>
-              </w:rPr>
-            </w:pPr>
-            <w:r>
-              <w:rPr>
-                <w:rFonts w:hint="eastAsia"/>
-              </w:rPr>
-              <w:t>二、在传唤的时候及时到案；</w:t>
-            </w:r>
-          </w:p>
-          <w:p>
-            <w:pPr>
-              <w:pStyle w:val="Normal"/>
-              <w:spacing w:lineRule="exact" w:line="440"/>
-              <w:ind w:firstLineChars="200" w:startChars="0" w:start="0" w:endChars="0" w:end="0"/>
-              <w:rPr>
-                <w:rFonts w:ascii="仿宋_GB2312;仿宋" w:hAnsi="仿宋_GB2312;仿宋" w:hint="eastAsia"/>
-              </w:rPr>
-            </w:pPr>
-            <w:r>
-              <w:rPr>
-                <w:rFonts w:hint="eastAsia"/>
-              </w:rPr>
-              <w:t>三、不得以任何形式干扰证人作证；</w:t>
-            </w:r>
-          </w:p>
-          <w:p>
-            <w:pPr>
-              <w:pStyle w:val="Normal"/>
-              <w:spacing w:lineRule="exact" w:line="440"/>
-              <w:ind w:firstLineChars="200" w:startChars="0" w:start="0" w:endChars="0" w:end="0"/>
-              <w:rPr>
-                <w:rFonts w:ascii="仿宋_GB2312;仿宋" w:hAnsi="仿宋_GB2312;仿宋" w:hint="eastAsia"/>
-              </w:rPr>
-            </w:pPr>
-            <w:r>
-              <w:rPr>
-                <w:rFonts w:hint="eastAsia"/>
-              </w:rPr>
-              <w:t>四、不得毁灭、伪造证据或者串供。</w:t>
-            </w:r>
-          </w:p>
-          <w:p>
-            <w:pPr>
-              <w:pStyle w:val="Normal"/>
-              <w:spacing w:lineRule="exact" w:line="440"/>
-              <w:ind w:firstLineChars="200" w:startChars="0" w:start="0" w:endChars="0" w:end="0"/>
-              <w:rPr>
-                <w:rFonts w:hint="eastAsia"/>
-                <w:u w:val="single"/>
-              </w:rPr>
-            </w:pPr>
-            <w:r>
-              <w:rPr>
-                <w:rFonts w:hint="eastAsia"/>
-              </w:rPr>
-              <w:t>如不服本决定，可以在收到本决定书之日起六十日内向</w:t>
-            </w:r>
-            <w:r>
-              <w:rPr>
-                <w:rFonts w:hint="eastAsia"/>
-                <w:u w:val="single"/>
-              </w:rPr>
-              <w:t xml:space="preserve">              </w:t>
-            </w:r>
-          </w:p>
-          <w:p>
-            <w:pPr>
-              <w:pStyle w:val="Normal"/>
-              <w:spacing w:lineRule="exact" w:line="440"/>
-              <w:rPr>
-                <w:rFonts w:ascii="仿宋_GB2312;仿宋" w:hAnsi="仿宋_GB2312;仿宋" w:hint="eastAsia"/>
-              </w:rPr>
-            </w:pPr>
-            <w:r>
-              <w:rPr>
-                <w:rFonts w:hint="eastAsia"/>
-                <w:u w:val="single"/>
-              </w:rPr>
-              <w:t xml:space="preserve">                                 </w:t>
-            </w:r>
-            <w:r>
-              <w:rPr>
-                <w:rFonts w:hint="eastAsia"/>
-              </w:rPr>
-              <w:t>申请行政复议。</w:t>
-            </w:r>
-          </w:p>
-          <w:p>
-            <w:pPr>
-              <w:pStyle w:val="Normal"/>
-              <w:spacing w:lineRule="exact" w:line="440"/>
-              <w:rPr>
-                <w:rFonts w:eastAsia="黑体" w:hint="eastAsia"/>
-              </w:rPr>
-            </w:pPr>
-            <w:r>
-              <w:rPr>
-                <w:rFonts w:hint="eastAsia" w:eastAsia="黑体"/>
-              </w:rPr>
-              <w:t xml:space="preserve">                       </w:t>
-            </w:r>
-          </w:p>
-          <w:p>
-            <w:pPr>
-              <w:pStyle w:val="Normal"/>
-              <w:spacing w:lineRule="exact" w:line="440"/>
-              <w:rPr>
-                <w:rFonts w:eastAsia="黑体" w:hint="eastAsia"/>
-              </w:rPr>
-            </w:pPr>
-            <w:r>
-              <w:rPr>
-                <w:rFonts w:eastAsia="黑体" w:hint="eastAsia"/>
-              </w:rPr>
-            </w:r>
-          </w:p>
-          <w:p>
-            <w:pPr>
-              <w:pStyle w:val="Normal"/>
-              <w:spacing w:lineRule="exact" w:line="440"/>
-              <w:ind w:firstLineChars="1031" w:startChars="0" w:start="0" w:endChars="0" w:end="0"/>
-              <w:rPr>
-                <w:rFonts w:hint="eastAsia"/>
-              </w:rPr>
-            </w:pPr>
-            <w:r>
-              <w:rPr>
-                <w:rFonts w:hint="eastAsia"/>
-              </w:rPr>
-              <w:t xml:space="preserve">公安机关或者出入境边防检查机关（印）        </w:t>
-            </w:r>
-          </w:p>
-          <w:p>
-            <w:pPr>
-              <w:pStyle w:val="Normal"/>
-              <w:spacing w:lineRule="exact" w:line="440"/>
-              <w:ind w:start="-49" w:end="0"/>
-              <w:rPr>
-                <w:rFonts w:ascii="仿宋_GB2312;仿宋" w:hAnsi="仿宋_GB2312;仿宋" w:hint="eastAsia"/>
-              </w:rPr>
-            </w:pPr>
-            <w:r>
-              <w:rPr>
-                <w:rFonts w:ascii="仿宋_GB2312;仿宋" w:hAnsi="仿宋_GB2312;仿宋" w:hint="eastAsia"/>
-              </w:rPr>
-              <w:t>　　　　　　　　　　　　　        年　 月 　日</w:t>
-            </w:r>
-          </w:p>
-          <w:p>
-            <w:pPr>
-              <w:pStyle w:val="Normal"/>
-              <w:spacing w:lineRule="exact" w:line="440"/>
-              <w:rPr>
-                <w:rFonts w:ascii="仿宋_GB2312;仿宋" w:hAnsi="仿宋_GB2312;仿宋" w:hint="eastAsia"/>
-              </w:rPr>
-            </w:pPr>
-            <w:r>
-              <w:rPr>
-                <w:rFonts w:ascii="仿宋_GB2312;仿宋" w:hAnsi="仿宋_GB2312;仿宋" w:hint="eastAsia"/>
-              </w:rPr>
-              <w:t xml:space="preserve">违法嫌疑人 </w:t>
-            </w:r>
-          </w:p>
-          <w:p>
-            <w:pPr>
-              <w:pStyle w:val="Normal"/>
-              <w:spacing w:lineRule="exact" w:line="440"/>
-              <w:ind w:firstLineChars="494" w:startChars="0" w:start="0" w:endChars="0" w:end="0"/>
-              <w:rPr>
-                <w:rFonts w:ascii="仿宋_GB2312;仿宋" w:hAnsi="仿宋_GB2312;仿宋" w:hint="eastAsia"/>
-              </w:rPr>
-            </w:pPr>
-            <w:r>
-              <w:rPr>
-                <w:rFonts w:ascii="仿宋_GB2312;仿宋" w:hAnsi="仿宋_GB2312;仿宋" w:hint="eastAsia"/>
-              </w:rPr>
-              <w:t>年   月  日</w:t>
-            </w:r>
-          </w:p>
-          <w:p>
-            <w:pPr>
-              <w:pStyle w:val="Normal"/>
-              <w:spacing w:lineRule="exact" w:line="440"/>
-              <w:ind w:firstLineChars="200" w:startChars="0" w:start="0" w:endChars="0" w:end="0"/>
-              <w:rPr>
-                <w:rFonts w:ascii="仿宋_GB2312;仿宋" w:hAnsi="仿宋_GB2312;仿宋" w:hint="eastAsia"/>
-              </w:rPr>
-            </w:pPr>
-            <w:r>
-              <w:rPr>
-                <w:rFonts w:hint="eastAsia" w:ascii="仿宋_GB2312;仿宋" w:hAnsi="仿宋_GB2312;仿宋"/>
-              </w:rPr>
-            </w:r>
-          </w:p>
-        </w:tc>
-      </w:tr>
-    </w:tbl>
     <w:p>
-      <w:pPr>
-        <w:pStyle w:val="Normal"/>
-        <w:spacing w:lineRule="exact" w:line="440"/>
-        <w:ind w:firstLineChars="200" w:startChars="0" w:start="0" w:endChars="0" w:end="0"/>
-        <w:rPr>
-          <w:rFonts w:ascii="仿宋_GB2312;仿宋" w:hAnsi="仿宋_GB2312;仿宋"/>
-          <w:sz w:val="28"/>
-        </w:rPr>
-      </w:pPr>
       <w:r>
         <w:rPr>
-          <w:rFonts w:ascii="仿宋_GB2312;仿宋" w:hAnsi="仿宋_GB2312;仿宋" w:hint="eastAsia"/>
-          <w:sz w:val="28"/>
-          <w:szCs w:val="28"/>
+          <w:rFonts w:ascii="宋体" w:hAnsi="宋体" w:eastAsia="宋体"/>
         </w:rPr>
-        <w:t>一式三份，被限制活动范围人和执行单位各一份，一份附卷</w:t>
+        <w:t>— 65 —</w:t>
       </w:r>
+    </w:p>
+    <w:p>
       <w:r>
         <w:rPr>
-          <w:rFonts w:ascii="仿宋_GB2312;仿宋" w:hAnsi="仿宋_GB2312;仿宋" w:hint="eastAsia"/>
-          <w:sz w:val="28"/>
+          <w:rFonts w:ascii="宋体" w:hAnsi="宋体" w:eastAsia="宋体"/>
         </w:rPr>
-        <w:t>。</w:t>
+        <w:t>式样三十三</w:t>
       </w:r>
-      <w:bookmarkStart w:id="21" w:name="式样三十二"/>
-      <w:bookmarkEnd w:id="21"/>
+    </w:p>
+    <w:p>
       <w:r>
         <w:rPr>
-          <w:rFonts w:ascii="仿宋_GB2312;仿宋" w:hAnsi="仿宋_GB2312;仿宋"/>
-          <w:sz w:val="28"/>
+          <w:rFonts w:ascii="宋体" w:hAnsi="宋体" w:eastAsia="宋体"/>
         </w:rPr>
-        <w:t xml:space="preserve"> </w:t>
-      </w:r>
-      <w:r>
-        <w:br w:type="page"/>
+        <w:t>（此处印制公安机关名称）</w:t>
       </w:r>
     </w:p>
     <w:p>
       <w:pPr>
-        <w:pStyle w:val="Normal"/>
-        <w:spacing w:lineRule="exact" w:line="440"/>
-        <w:rPr>
-          <w:rFonts w:ascii="仿宋_GB2312;仿宋" w:hAnsi="仿宋_GB2312;仿宋" w:hint="eastAsia"/>
-          <w:sz w:val="28"/>
-        </w:rPr>
+        <w:jc w:val="center"/>
       </w:pPr>
       <w:r>
         <w:rPr>
-          <w:rFonts w:hint="eastAsia" w:ascii="仿宋_GB2312;仿宋" w:hAnsi="仿宋_GB2312;仿宋"/>
-          <w:sz w:val="28"/>
+          <w:rFonts w:ascii="宋体" w:hAnsi="宋体" w:eastAsia="宋体"/>
+          <w:b/>
+          <w:sz w:val="32"/>
         </w:rPr>
+        <w:t>限制活动范围决定书</w:t>
       </w:r>
-      <w:bookmarkStart w:id="22" w:name="式样三十三"/>
-      <w:bookmarkEnd w:id="22"/>
     </w:p>
+    <w:p>
+      <w:r>
+        <w:rPr>
+          <w:rFonts w:ascii="宋体" w:hAnsi="宋体" w:eastAsia="宋体"/>
+        </w:rPr>
+        <w:t>Ｘ公（ ）限范围决字〔 〕 号</w:t>
+      </w:r>
+    </w:p>
+    <w:p>
+      <w:r>
+        <w:rPr>
+          <w:rFonts w:ascii="宋体" w:hAnsi="宋体" w:eastAsia="宋体"/>
+        </w:rPr>
+        <w:t>违法嫌疑人 性别 年龄 出生日期</w:t>
+      </w:r>
+    </w:p>
+    <w:p>
+      <w:r>
+        <w:rPr>
+          <w:rFonts w:ascii="宋体" w:hAnsi="宋体" w:eastAsia="宋体"/>
+        </w:rPr>
+        <w:t>国籍/地区 身份证件种类及号码</w:t>
+      </w:r>
+    </w:p>
+    <w:p>
+      <w:r>
+        <w:rPr>
+          <w:rFonts w:ascii="宋体" w:hAnsi="宋体" w:eastAsia="宋体"/>
+        </w:rPr>
+        <w:t>因</w:t>
+      </w:r>
+    </w:p>
+    <w:p>
+      <w:r>
+        <w:rPr>
+          <w:rFonts w:ascii="宋体" w:hAnsi="宋体" w:eastAsia="宋体"/>
+        </w:rPr>
+        <w:t>□患有严重疾病 □怀孕 □哺乳自己不满一周岁婴儿</w:t>
+      </w:r>
+    </w:p>
+    <w:p>
+      <w:r>
+        <w:rPr>
+          <w:rFonts w:ascii="宋体" w:hAnsi="宋体" w:eastAsia="宋体"/>
+        </w:rPr>
+        <w:t>□未满十六周岁 □已满七十周岁</w:t>
+      </w:r>
+    </w:p>
+    <w:p>
+      <w:r>
+        <w:rPr>
+          <w:rFonts w:ascii="宋体" w:hAnsi="宋体" w:eastAsia="宋体"/>
+        </w:rPr>
+        <w:t>□其他</w:t>
+      </w:r>
+    </w:p>
+    <w:p>
+      <w:r>
+        <w:rPr>
+          <w:rFonts w:ascii="宋体" w:hAnsi="宋体" w:eastAsia="宋体"/>
+        </w:rPr>
+        <w:t>根据《中华人民共和国出境入境管理法》第六十一条之规定，</w:t>
+      </w:r>
+    </w:p>
+    <w:p>
+      <w:r>
+        <w:rPr>
+          <w:rFonts w:ascii="宋体" w:hAnsi="宋体" w:eastAsia="宋体"/>
+        </w:rPr>
+        <w:t>现决定对违法嫌疑人限制活动范围，期限自 年 月 日至</w:t>
+      </w:r>
+    </w:p>
+    <w:p>
+      <w:r>
+        <w:rPr>
+          <w:rFonts w:ascii="宋体" w:hAnsi="宋体" w:eastAsia="宋体"/>
+        </w:rPr>
+        <w:t>年 月 日。在此期间，其应当遵守以下规定：</w:t>
+      </w:r>
+    </w:p>
+    <w:p>
+      <w:r>
+        <w:rPr>
+          <w:rFonts w:ascii="宋体" w:hAnsi="宋体" w:eastAsia="宋体"/>
+        </w:rPr>
+        <w:t>一、未经决定机关批准，不得变更生活居所，不得离开</w:t>
+      </w:r>
+    </w:p>
+    <w:p>
+      <w:r>
+        <w:rPr>
+          <w:rFonts w:ascii="宋体" w:hAnsi="宋体" w:eastAsia="宋体"/>
+        </w:rPr>
+        <w:t>的区域；</w:t>
+      </w:r>
+    </w:p>
+    <w:p>
+      <w:r>
+        <w:rPr>
+          <w:rFonts w:ascii="宋体" w:hAnsi="宋体" w:eastAsia="宋体"/>
+        </w:rPr>
+        <w:t>二、在传唤的时候及时到案；</w:t>
+      </w:r>
+    </w:p>
+    <w:p>
+      <w:r>
+        <w:rPr>
+          <w:rFonts w:ascii="宋体" w:hAnsi="宋体" w:eastAsia="宋体"/>
+        </w:rPr>
+        <w:t>三、不得以任何形式干扰证人作证；</w:t>
+      </w:r>
+    </w:p>
+    <w:p>
+      <w:r>
+        <w:rPr>
+          <w:rFonts w:ascii="宋体" w:hAnsi="宋体" w:eastAsia="宋体"/>
+        </w:rPr>
+        <w:t>四、不得毁灭、伪造证据或者串供。</w:t>
+      </w:r>
+    </w:p>
+    <w:p>
+      <w:r>
+        <w:rPr>
+          <w:rFonts w:ascii="宋体" w:hAnsi="宋体" w:eastAsia="宋体"/>
+        </w:rPr>
+        <w:t>如不服本决定，可以在收到本决定书之日起六十日内向</w:t>
+      </w:r>
+    </w:p>
+    <w:p>
+      <w:r>
+        <w:rPr>
+          <w:rFonts w:ascii="宋体" w:hAnsi="宋体" w:eastAsia="宋体"/>
+        </w:rPr>
+        <w:t>申请行政复议。</w:t>
+      </w:r>
+    </w:p>
+    <w:p>
+      <w:r>
+        <w:rPr>
+          <w:rFonts w:ascii="宋体" w:hAnsi="宋体" w:eastAsia="宋体"/>
+        </w:rPr>
+        <w:t>公安机关或者出入境边防检查机关（印）</w:t>
+      </w:r>
+    </w:p>
+    <w:p>
+      <w:r>
+        <w:rPr>
+          <w:rFonts w:ascii="宋体" w:hAnsi="宋体" w:eastAsia="宋体"/>
+        </w:rPr>
+        <w:t>年 月 日</w:t>
+      </w:r>
+    </w:p>
+    <w:p>
+      <w:r>
+        <w:rPr>
+          <w:rFonts w:ascii="宋体" w:hAnsi="宋体" w:eastAsia="宋体"/>
+        </w:rPr>
+        <w:t>违法嫌疑人</w:t>
+      </w:r>
+    </w:p>
+    <w:p>
+      <w:r>
+        <w:rPr>
+          <w:rFonts w:ascii="宋体" w:hAnsi="宋体" w:eastAsia="宋体"/>
+        </w:rPr>
+        <w:t>年 月 日</w:t>
+      </w:r>
+    </w:p>
+    <w:p>
+      <w:r>
+        <w:rPr>
+          <w:rFonts w:ascii="宋体" w:hAnsi="宋体" w:eastAsia="宋体"/>
+        </w:rPr>
+        <w:t>一式三份，被限制活动范围人和执行单位各一份，一份附卷。</w:t>
+      </w:r>
+    </w:p>
+    <w:sectPr>
+      <w:pgSz w:w="12240" w:h="15840"/>
+      <w:pgMar w:top="1440" w:right="1800" w:bottom="1440" w:left="1800" w:header="720" w:footer="720" w:gutter="0"/>
+      <w:cols w:space="720"/>
+      <w:docGrid w:linePitch="360"/>
+    </w:sectPr>
   </w:body>
 </w:document>
 </file>
@@ -1125,6 +588,10 @@
     <w:name w:val="Normal"/>
     <w:qFormat/>
     <w:rsid w:val="00FC693F"/>
+    <w:rPr>
+      <w:rFonts w:ascii="宋体" w:hAnsi="宋体"/>
+      <w:sz w:val="22"/>
+    </w:rPr>
   </w:style>
   <w:style w:type="paragraph" w:styleId="Header">
     <w:name w:val="header"/>
